--- a/docs/tuan_3/Ghi_chu_sua_theo_gop_y_tuan_2.docx
+++ b/docs/tuan_3/Ghi_chu_sua_theo_gop_y_tuan_2.docx
@@ -116,7 +116,7 @@
         <w:t xml:space="preserve">Commit sửa:</w:t>
       </w:r>
       <w:r>
-        <w:t xml:space="preserve"> https://github.com/world-ender1/skill-exchange/commit/64c9e83</w:t>
+        <w:t xml:space="preserve"> https://github.com/world-ender1/skill-exchange/commit/64c9e83 (sửa theo 5 góp ý) và https://github.com/world-ender1/skill-exchange/commit/915e1a6 (bổ sung thiết kế thực nghiệm: tách seed, đổi trọng tâm RQ2).</w:t>
       </w:r>
     </w:p>
     <w:p>
